--- a/Agentic/Manuals/SkullbonezCoreManual/Skullbonez_Core_Technical_Manual.docx
+++ b/Agentic/Manuals/SkullbonezCoreManual/Skullbonez_Core_Technical_Manual.docx
@@ -483,7 +483,7 @@
     </w:p>
     <w:p>
       <w:r>
-        <w:t>The key habit is to read ownership before reading behavior. EngineContext is a bound view over Run-owned systems. RuntimeRenderInputs is rebuilt for one render call and discarded. PhysicsModelAccess is the model-owner sync boundary between legacy GameModel storage and physics stores.</w:t>
+        <w:t>The key habit is to read ownership before reading behavior. EngineContext is a bound view over Run-owned systems. RuntimeRenderFrameViews publishes consumer-specific scene render values for one call, while RuntimeRenderer keeps its concrete resource owners. PhysicsModelAccess is the model-owner sync boundary between legacy GameModel storage and physics stores.</w:t>
       </w:r>
     </w:p>
     <w:p>
@@ -548,7 +548,7 @@
     </w:p>
     <w:p>
       <w:r>
-        <w:t>Rendering follows after simulation and replay preview state have been applied. Run sets the active camera, builds RuntimeRenderInputs, calls RuntimeRenderer::RenderFrame, then restores any replay pose that was temporarily borrowed for presentation.</w:t>
+        <w:t>Rendering follows after simulation and replay preview state have been applied. Run sets the active camera, publishes the model frame view, calls RuntimeRenderer::RenderFrameEntry, then restores any replay pose that was temporarily borrowed for presentation.</w:t>
       </w:r>
     </w:p>
     <w:p>
@@ -696,7 +696,7 @@
         <w:pStyle w:val="ListBullet"/>
       </w:pPr>
       <w:r>
-        <w:t>Physics hot path: body records, collider records, body streams, solver scratch, side-effect buffers.</w:t>
+        <w:t>Physics hot path: aligned body-field arrays, collider records, body streams, solver scratch, side-effect buffers.</w:t>
       </w:r>
     </w:p>
     <w:p>
@@ -704,7 +704,7 @@
         <w:pStyle w:val="ListBullet"/>
       </w:pPr>
       <w:r>
-        <w:t>Render path: render instance streams and per-frame RuntimeRenderInputs.</w:t>
+        <w:t>Render path: render instance streams and per-frame RuntimeRenderFrameViews child values.</w:t>
       </w:r>
     </w:p>
     <w:p>
@@ -1088,7 +1088,7 @@
         <w:pStyle w:val="ListBullet"/>
       </w:pPr>
       <w:r>
-        <w:t>Hot data: body records, collider records, render instances, descriptor rows, upload arenas.</w:t>
+        <w:t>Hot data: aligned body-field arrays, collider records, render instances, descriptor rows, upload arenas.</w:t>
       </w:r>
     </w:p>
     <w:p>
@@ -1825,7 +1825,7 @@
     </w:p>
     <w:p>
       <w:r>
-        <w:t>Render code does not need the entire collection as an owner; it needs per-frame views and render instances. That is why GameModelStreamProvider and RuntimeRenderInputs matter: they mark the path from historical objects toward view-shaped data.</w:t>
+        <w:t>Render code does not need the entire collection as an owner; it needs per-frame views and render instances. That is why GameModelStreamProvider and RuntimeRenderFrameViews matter: they mark the path from historical objects toward consumer-specific data.</w:t>
       </w:r>
     </w:p>
     <w:p>
@@ -2402,7 +2402,7 @@
     </w:p>
     <w:p>
       <w:r>
-        <w:t>Every fixed tick runs through GameModelCollection::RunPhysics, PhysicsEngine::Step, PhysicsScene::RunPhysics, and PhysicsWorld::RunPhysics. PhysicsScene reloads body records, refreshes colliders when topology changed, runs the world, copies sleep state, and writes body records back to models once.</w:t>
+        <w:t>Every fixed tick runs through GameModelCollection::RunPhysics, PhysicsEngine::Step, PhysicsScene::RunPhysics, and PhysicsWorld::RunPhysics. PhysicsScene reloads cold metadata and initial hot fields, refreshes colliders when topology changed, runs the world over aligned hot arrays, copies sleep state, and writes the model-owner mirror once.</w:t>
       </w:r>
     </w:p>
     <w:p>
@@ -3267,7 +3267,7 @@
     </w:p>
     <w:p>
       <w:r>
-        <w:t>The solver writes velocity changes to compact SolverBodyState scratch first. Only after the row loop are solved linear and angular velocities written back to PhysicsBodyRecord storage.</w:t>
+        <w:t>The solver writes velocity changes to compact SolverBodyState scratch first. Only after the row loop are solved linear and angular velocities written back to the authoritative hot-field arrays.</w:t>
       </w:r>
     </w:p>
     <w:p>
@@ -3361,7 +3361,7 @@
     </w:p>
     <w:p>
       <w:r>
-        <w:t>After solving, terrain rest policy can damp tiny supported rolling motion. Then solved velocities are written back to body records and queued for model-owner mirror writeback. Partial positional correction removes visible leftover overlap without replacing the velocity solver.</w:t>
+        <w:t>After solving, terrain rest policy can damp tiny supported rolling motion. Then solved velocities are written back to the authoritative hot arrays and queued for model-owner mirror writeback. Partial positional correction removes visible leftover overlap without replacing the velocity solver.</w:t>
       </w:r>
     </w:p>
     <w:p>
@@ -3784,7 +3784,7 @@
     </w:p>
     <w:p>
       <w:r>
-        <w:t>Passes should not store broad runtime state. RenderFrameContext and RenderResourceContext separate per-frame drawing data from create/rebuild-only resource access.</w:t>
+        <w:t>Passes should not store broad runtime state. RuntimeRenderer projects exact per-pass input values, while RenderResourceLifecycle owns create/rebuild-only resource access.</w:t>
       </w:r>
     </w:p>
     <w:p>
@@ -3844,7 +3844,7 @@
         <w:pStyle w:val="ListBullet"/>
       </w:pPr>
       <w:r>
-        <w:t>RenderFrameContext carries matrices, light vector, water height, scene view, backend facets, and dimensions.</w:t>
+        <w:t>Named pass inputs carry only the camera, scene, backend facets, resources, dimensions, and policy consumed by that pass.</w:t>
       </w:r>
     </w:p>
     <w:p>
@@ -3852,7 +3852,7 @@
         <w:pStyle w:val="ListBullet"/>
       </w:pPr>
       <w:r>
-        <w:t>RenderResourceContext is for resize-sensitive resources and lazy creation.</w:t>
+        <w:t>RuntimeRenderPassResources owns resize-sensitive GPU resources, and RenderResourceLifecycle coordinates their creation and release.</w:t>
       </w:r>
     </w:p>
     <w:p>
@@ -4159,7 +4159,7 @@
     </w:p>
     <w:p>
       <w:r>
-        <w:t>RenderGraph is the API-neutral contract for resources, passes, uses, transitions, and transient lifetimes. The current compiler is deliberately simple: start at each resource initial access, walk passes in added order, process reads and writes, emit transitions when desired access differs, and remember the new access.</w:t>
+        <w:t>RenderGraph is the API-neutral contract for resources, passes, access intent, callback scheduling, and transient lifetimes. The current compiler is deliberately simple: start at each resource initial access, walk passes in added order, process reads and writes, record advisory transitions when desired access differs, and remember the new access.</w:t>
       </w:r>
     </w:p>
     <w:p>
@@ -4169,7 +4169,7 @@
     </w:p>
     <w:p>
       <w:r>
-        <w:t>For DX12, graph transition records become concrete resource barriers. If a graph-owned transition does not emit exactly one concrete barrier when it should, the backend throws rather than silently continuing.</w:t>
+        <w:t>For DX12, live transition and UAV barriers remain explicit backend-owned calls. If an explicit DX12 helper call does not emit exactly one concrete barrier when it should, the backend fails fatally rather than silently continuing.</w:t>
       </w:r>
     </w:p>
     <w:p>
@@ -4642,7 +4642,7 @@
           </w:tcPr>
           <w:p>
             <w:r>
-              <w:t>Tighten render graph callback coverage until more passes can be fully graph-owned.</w:t>
+              <w:t>Keep render graph callback coverage honest without moving DX12 barrier ownership out of the backend.</w:t>
             </w:r>
           </w:p>
         </w:tc>
@@ -6359,7 +6359,7 @@
               <w:rPr>
                 <w:sz w:val="18"/>
               </w:rPr>
-              <w:t>SkullbonezSource/Runtime/RunFrame.cpp; SkullbonezSource/Runtime/RunRender.cpp</w:t>
+              <w:t>SkullbonezSource/Runtime/App/RunFrame.cpp; SkullbonezSource/Runtime/App/RunRender.cpp</w:t>
             </w:r>
           </w:p>
         </w:tc>
@@ -6407,7 +6407,55 @@
               <w:rPr>
                 <w:sz w:val="18"/>
               </w:rPr>
-              <w:t>SkullbonezSource/Physics/SimulationSystem.cpp; PhysicsEngine.*; PhysicsScene.cpp; PhysicsWorld.cpp; PersistentContactSolver.*; SpatialGrid.*</w:t>
+              <w:t>PhysicsEngine.*; PhysicsScene.cpp; PhysicsWorld.cpp; PersistentContactSolver.*; SpatialGrid.*</w:t>
+            </w:r>
+          </w:p>
+        </w:tc>
+      </w:tr>
+      <w:tr>
+        <w:tc>
+          <w:tcPr>
+            <w:tcW w:type="dxa" w:w="4680"/>
+            <w:tcBorders>
+              <w:top w:val="single" w:sz="6" w:space="0" w:color="CBD5E1"/>
+              <w:left w:val="single" w:sz="6" w:space="0" w:color="CBD5E1"/>
+              <w:bottom w:val="single" w:sz="6" w:space="0" w:color="CBD5E1"/>
+              <w:right w:val="single" w:sz="6" w:space="0" w:color="CBD5E1"/>
+            </w:tcBorders>
+            <w:vAlign w:val="center"/>
+          </w:tcPr>
+          <w:p>
+            <w:pPr>
+              <w:spacing w:after="40"/>
+            </w:pPr>
+            <w:r>
+              <w:rPr>
+                <w:sz w:val="18"/>
+              </w:rPr>
+              <w:t>Runtime</w:t>
+            </w:r>
+          </w:p>
+        </w:tc>
+        <w:tc>
+          <w:tcPr>
+            <w:tcW w:type="dxa" w:w="4680"/>
+            <w:tcBorders>
+              <w:top w:val="single" w:sz="6" w:space="0" w:color="CBD5E1"/>
+              <w:left w:val="single" w:sz="6" w:space="0" w:color="CBD5E1"/>
+              <w:bottom w:val="single" w:sz="6" w:space="0" w:color="CBD5E1"/>
+              <w:right w:val="single" w:sz="6" w:space="0" w:color="CBD5E1"/>
+            </w:tcBorders>
+            <w:vAlign w:val="center"/>
+          </w:tcPr>
+          <w:p>
+            <w:pPr>
+              <w:spacing w:after="40"/>
+            </w:pPr>
+            <w:r>
+              <w:rPr>
+                <w:sz w:val="18"/>
+              </w:rPr>
+              <w:t>SkullbonezSource/Runtime/Simulation/SimulationSystem.cpp</w:t>
             </w:r>
           </w:p>
         </w:tc>
@@ -7094,7 +7142,7 @@
     </w:p>
     <w:p>
       <w:r>
-        <w:t>In PhysicsScene, watch the model-owner boundary: body records reload from GameModel state, collider snapshots refresh only when topology changed, PhysicsWorld mutates store data, then body records write back once for downstream consumers.</w:t>
+        <w:t>In PhysicsScene, watch the model-owner boundary: cold metadata and initial hot fields reload from GameModel state, collider snapshots refresh only when topology changed, PhysicsWorld mutates store-owned hot arrays, then the model-owner mirror writes once for downstream consumers.</w:t>
       </w:r>
     </w:p>
     <w:p>
@@ -7209,7 +7257,7 @@
     </w:p>
     <w:p>
       <w:r>
-        <w:t>Start from Run::Render. Confirm replay preview state is applied only for the draw and restored afterward. Then look at the RuntimeRenderInputs construction to see which backend facets and runtime systems are borrowed for this frame.</w:t>
+        <w:t>Start from Run::Render. Confirm replay preview state is applied only for the draw and restored afterward. Then follow WorldFrameSubmission and OverlayFrameSubmission into RenderPreparedFrame to see which scene values cross each frame boundary and which resources remain owned by RuntimeRenderer.</w:t>
       </w:r>
     </w:p>
     <w:p>
